--- a/courts/tenth-circuit/kansas/state/supreme-court/amicus-brief/usage/OUTPUT-amicus-brief.docx
+++ b/courts/tenth-circuit/kansas/state/supreme-court/amicus-brief/usage/OUTPUT-amicus-brief.docx
@@ -153,9 +153,7 @@
           <w:b/>
           <w:bCs/>
         </w:rPr>
-        <w:t xml:space="preserve">25</w:t>
-        <w:noBreakHyphen/>
-        <w:t xml:space="preserve">129788-S</w:t>
+        <w:t xml:space="preserve">25-⁠129788-S</w:t>
       </w:r>
     </w:p>
     <w:p>
@@ -581,9 +579,7 @@
         <w:t xml:space="preserve"> </w:t>
       </w:r>
       <w:r>
-        <w:t xml:space="preserve">256</w:t>
-        <w:noBreakHyphen/>
-        <w:t xml:space="preserve">4144</w:t>
+        <w:t xml:space="preserve">256-⁠4144</w:t>
       </w:r>
     </w:p>
     <w:p>
@@ -3966,13 +3962,7 @@
         <w:t xml:space="preserve"> </w:t>
       </w:r>
       <w:r>
-        <w:t xml:space="preserve">at 196, 41. This Court held that no precedent supported the Governor’s right to force the Attorney General to proceed with the case. Instead, it relied upon the text (since amended) of the statute at issue in the case at bar, K.S.A. 75</w:t>
-      </w:r>
-      <w:r>
-        <w:noBreakHyphen/>
-      </w:r>
-      <w:r>
-        <w:t xml:space="preserve">702, which at that time required the Attorney General to appear in the supreme court where the State is interested:</w:t>
+        <w:t xml:space="preserve">at 196, 41. This Court held that no precedent supported the Governor’s right to force the Attorney General to proceed with the case. Instead, it relied upon the text (since amended) of the statute at issue in the case at bar, K.S.A. 75-⁠702, which at that time required the Attorney General to appear in the supreme court where the State is interested:</w:t>
       </w:r>
     </w:p>
     <w:p>
@@ -4061,13 +4051,7 @@
         <w:t xml:space="preserve">Foster</w:t>
       </w:r>
       <w:r>
-        <w:t xml:space="preserve">, the Legislature has even more decisively vested control over State litigation in the hands of the Attorney General. In 2013, the Legislature amended K.S.A. 75</w:t>
-      </w:r>
-      <w:r>
-        <w:noBreakHyphen/>
-      </w:r>
-      <w:r>
-        <w:t xml:space="preserve">702 to broaden the courts in which the Attorney General must appear, adding the state court of appeals and federal courts. 2013 Kan. Laws Ch. 89 (H.B. 2043). It also provided that</w:t>
+        <w:t xml:space="preserve">, the Legislature has even more decisively vested control over State litigation in the hands of the Attorney General. In 2013, the Legislature amended K.S.A. 75-⁠702 to broaden the courts in which the Attorney General must appear, adding the state court of appeals and federal courts. 2013 Kan. Laws Ch. 89 (H.B. 2043). It also provided that</w:t>
       </w:r>
       <w:r>
         <w:t xml:space="preserve"> </w:t>
@@ -5026,13 +5010,7 @@
         <w:t xml:space="preserve"> </w:t>
       </w:r>
       <w:r>
-        <w:t xml:space="preserve">Section I, above. That is precisely what it did here: the Legislature intended to, and did in fact, assign authority to control litigation in the name of the State to the Attorney General. We know this because that is what K.S.A. 75</w:t>
-      </w:r>
-      <w:r>
-        <w:noBreakHyphen/>
-      </w:r>
-      <w:r>
-        <w:t xml:space="preserve">702 says:</w:t>
+        <w:t xml:space="preserve">Section I, above. That is precisely what it did here: the Legislature intended to, and did in fact, assign authority to control litigation in the name of the State to the Attorney General. We know this because that is what K.S.A. 75-⁠702 says:</w:t>
       </w:r>
     </w:p>
     <w:p>
@@ -5064,25 +5042,7 @@
         <w:t xml:space="preserve"> </w:t>
       </w:r>
       <w:r>
-        <w:t xml:space="preserve">Petition, Ex. 5. K.S.A. 75</w:t>
-      </w:r>
-      <w:r>
-        <w:noBreakHyphen/>
-      </w:r>
-      <w:r>
-        <w:t xml:space="preserve">702 gives the authority to make that decision to the Attorney General. And even if under limited circumstances the Governor can direct the Attorney General to become involved under K.S.A. 75</w:t>
-      </w:r>
-      <w:r>
-        <w:noBreakHyphen/>
-      </w:r>
-      <w:r>
-        <w:t xml:space="preserve">108, K.S.A. 75</w:t>
-      </w:r>
-      <w:r>
-        <w:noBreakHyphen/>
-      </w:r>
-      <w:r>
-        <w:t xml:space="preserve">702 still applies, authorizing the Attorney General to</w:t>
+        <w:t xml:space="preserve">Petition, Ex. 5. K.S.A. 75-⁠702 gives the authority to make that decision to the Attorney General. And even if under limited circumstances the Governor can direct the Attorney General to become involved under K.S.A. 75-⁠108, K.S.A. 75-⁠702 still applies, authorizing the Attorney General to</w:t>
       </w:r>
       <w:r>
         <w:t xml:space="preserve"> </w:t>
@@ -5218,19 +5178,7 @@
         <w:pStyle w:val="BodyText"/>
       </w:pPr>
       <w:r>
-        <w:t xml:space="preserve">K.S.A. 75</w:t>
-      </w:r>
-      <w:r>
-        <w:noBreakHyphen/>
-      </w:r>
-      <w:r>
-        <w:t xml:space="preserve">702. First passed in 1879, Laws 1879, ch. 166, § 71, K.S.A. 75</w:t>
-      </w:r>
-      <w:r>
-        <w:noBreakHyphen/>
-      </w:r>
-      <w:r>
-        <w:t xml:space="preserve">702 has been amended several times. The relevant parts of subsection (a) assigning the Attorney General the right and responsibility to represent the State in federal court were amended most recently in 2013. L. 2013, ch. 89, § 2.</w:t>
+        <w:t xml:space="preserve">K.S.A. 75-⁠702. First passed in 1879, Laws 1879, ch. 166, § 71, K.S.A. 75-⁠702 has been amended several times. The relevant parts of subsection (a) assigning the Attorney General the right and responsibility to represent the State in federal court were amended most recently in 2013. L. 2013, ch. 89, § 2.</w:t>
       </w:r>
     </w:p>
     <w:p>
@@ -5238,13 +5186,7 @@
         <w:pStyle w:val="BodyText"/>
       </w:pPr>
       <w:r>
-        <w:t xml:space="preserve">The other statute at issue here, K.S.A. 75</w:t>
-      </w:r>
-      <w:r>
-        <w:noBreakHyphen/>
-      </w:r>
-      <w:r>
-        <w:t xml:space="preserve">108, was enacted in 1879 and has not been amended since. It provides a limited role to the Governor in three specific instances.</w:t>
+        <w:t xml:space="preserve">The other statute at issue here, K.S.A. 75-⁠108, was enacted in 1879 and has not been amended since. It provides a limited role to the Governor in three specific instances.</w:t>
       </w:r>
     </w:p>
     <w:p>
@@ -5313,13 +5255,7 @@
         <w:pStyle w:val="BodyText"/>
       </w:pPr>
       <w:r>
-        <w:t xml:space="preserve">2. The second clause of K.S.A. 75</w:t>
-      </w:r>
-      <w:r>
-        <w:noBreakHyphen/>
-      </w:r>
-      <w:r>
-        <w:t xml:space="preserve">108 states that</w:t>
+        <w:t xml:space="preserve">2. The second clause of K.S.A. 75-⁠108 states that</w:t>
       </w:r>
       <w:r>
         <w:t xml:space="preserve"> </w:t>
@@ -5397,13 +5333,7 @@
         <w:t xml:space="preserve"> </w:t>
       </w:r>
       <w:r>
-        <w:t xml:space="preserve">superfluous and would create a conflict with K.S.A. 75</w:t>
-      </w:r>
-      <w:r>
-        <w:noBreakHyphen/>
-      </w:r>
-      <w:r>
-        <w:t xml:space="preserve">702’s direction that the Attorney General shall</w:t>
+        <w:t xml:space="preserve">superfluous and would create a conflict with K.S.A. 75-⁠702’s direction that the Attorney General shall</w:t>
       </w:r>
       <w:r>
         <w:t xml:space="preserve"> </w:t>
@@ -5415,13 +5345,7 @@
         <w:t xml:space="preserve"> </w:t>
       </w:r>
       <w:r>
-        <w:t xml:space="preserve">in federal court. Nothing in this text confers any rights on the Governor to displace the Attorney General’s role under K.S.A. 75</w:t>
-      </w:r>
-      <w:r>
-        <w:noBreakHyphen/>
-      </w:r>
-      <w:r>
-        <w:t xml:space="preserve">702 by assuming control of the proceeding.</w:t>
+        <w:t xml:space="preserve">in federal court. Nothing in this text confers any rights on the Governor to displace the Attorney General’s role under K.S.A. 75-⁠702 by assuming control of the proceeding.</w:t>
       </w:r>
     </w:p>
     <w:p>
@@ -5465,13 +5389,7 @@
         <w:t xml:space="preserve"> </w:t>
       </w:r>
       <w:r>
-        <w:t xml:space="preserve">in the proceeding (i.e., has a conflict). This clause is notable, as it is the only clause of K.S.A. 75</w:t>
-      </w:r>
-      <w:r>
-        <w:noBreakHyphen/>
-      </w:r>
-      <w:r>
-        <w:t xml:space="preserve">108 that permits the Governor to hire counsel to displace the Attorney General’s role.</w:t>
+        <w:t xml:space="preserve">in the proceeding (i.e., has a conflict). This clause is notable, as it is the only clause of K.S.A. 75-⁠108 that permits the Governor to hire counsel to displace the Attorney General’s role.</w:t>
       </w:r>
       <w:r>
         <w:t xml:space="preserve"> </w:t>
@@ -5809,25 +5727,7 @@
         <w:pStyle w:val="BodyText"/>
       </w:pPr>
       <w:r>
-        <w:t xml:space="preserve">If there is any conflict between K.S.A 75</w:t>
-      </w:r>
-      <w:r>
-        <w:noBreakHyphen/>
-      </w:r>
-      <w:r>
-        <w:t xml:space="preserve">702 and 75</w:t>
-      </w:r>
-      <w:r>
-        <w:noBreakHyphen/>
-      </w:r>
-      <w:r>
-        <w:t xml:space="preserve">108, 75</w:t>
-      </w:r>
-      <w:r>
-        <w:noBreakHyphen/>
-      </w:r>
-      <w:r>
-        <w:t xml:space="preserve">702 controls because it is more recent and more specific.</w:t>
+        <w:t xml:space="preserve">If there is any conflict between K.S.A 75-⁠702 and 75-⁠108, 75-⁠702 controls because it is more recent and more specific.</w:t>
       </w:r>
       <w:r>
         <w:t xml:space="preserve"> </w:t>
@@ -5892,19 +5792,7 @@
         <w:pStyle w:val="BodyText"/>
       </w:pPr>
       <w:r>
-        <w:t xml:space="preserve">K.S.A. 75</w:t>
-      </w:r>
-      <w:r>
-        <w:noBreakHyphen/>
-      </w:r>
-      <w:r>
-        <w:t xml:space="preserve">108 is best viewed as giving the Governor some of the authority assigned to the Attorney General in K.S.A 75</w:t>
-      </w:r>
-      <w:r>
-        <w:noBreakHyphen/>
-      </w:r>
-      <w:r>
-        <w:t xml:space="preserve">702, but only under narrow circumstances when the Attorney General is unable to act due to absence, illness, or a conflict of interest. It otherwise does not grant the Governor any rights to control federal litigation involving the State.</w:t>
+        <w:t xml:space="preserve">K.S.A. 75-⁠108 is best viewed as giving the Governor some of the authority assigned to the Attorney General in K.S.A 75-⁠702, but only under narrow circumstances when the Attorney General is unable to act due to absence, illness, or a conflict of interest. It otherwise does not grant the Governor any rights to control federal litigation involving the State.</w:t>
       </w:r>
       <w:r>
         <w:t xml:space="preserve"> </w:t>
@@ -5920,13 +5808,7 @@
         <w:t xml:space="preserve"> </w:t>
       </w:r>
       <w:r>
-        <w:t xml:space="preserve">Section II(A). The default rule under K.S.A. 75</w:t>
-      </w:r>
-      <w:r>
-        <w:noBreakHyphen/>
-      </w:r>
-      <w:r>
-        <w:t xml:space="preserve">702 controls.</w:t>
+        <w:t xml:space="preserve">Section II(A). The default rule under K.S.A. 75-⁠702 controls.</w:t>
       </w:r>
     </w:p>
     <w:p>
@@ -6412,31 +6294,7 @@
         <w:t xml:space="preserve"> </w:t>
       </w:r>
       <w:r>
-        <w:t xml:space="preserve">K.S.A. 22a</w:t>
-      </w:r>
-      <w:r>
-        <w:noBreakHyphen/>
-      </w:r>
-      <w:r>
-        <w:t xml:space="preserve">101, 22a</w:t>
-      </w:r>
-      <w:r>
-        <w:noBreakHyphen/>
-      </w:r>
-      <w:r>
-        <w:t xml:space="preserve">102, 22a</w:t>
-      </w:r>
-      <w:r>
-        <w:noBreakHyphen/>
-      </w:r>
-      <w:r>
-        <w:t xml:space="preserve">103, 22a</w:t>
-      </w:r>
-      <w:r>
-        <w:noBreakHyphen/>
-      </w:r>
-      <w:r>
-        <w:t xml:space="preserve">104 (creating district attorneys by statute and outlining their duties). Could she insist on enforcing the Kansas Consumer Protection Act in the name of the State, even though the Legislature gave that responsibility to the Attorney General?</w:t>
+        <w:t xml:space="preserve">K.S.A. 22a-⁠101, 22a-⁠102, 22a-⁠103, 22a-⁠104 (creating district attorneys by statute and outlining their duties). Could she insist on enforcing the Kansas Consumer Protection Act in the name of the State, even though the Legislature gave that responsibility to the Attorney General?</w:t>
       </w:r>
       <w:r>
         <w:t xml:space="preserve"> </w:t>
@@ -6452,13 +6310,7 @@
         <w:t xml:space="preserve"> </w:t>
       </w:r>
       <w:r>
-        <w:t xml:space="preserve">K.S.A. 50</w:t>
-      </w:r>
-      <w:r>
-        <w:noBreakHyphen/>
-      </w:r>
-      <w:r>
-        <w:t xml:space="preserve">628 (requiring Attorney General to enforce the KCPA). If statutes fall before Article I, Section 3, what role for the Attorney General is not subject to the executive override the Governor asks this Court to create by judicial fiat?</w:t>
+        <w:t xml:space="preserve">K.S.A. 50-⁠628 (requiring Attorney General to enforce the KCPA). If statutes fall before Article I, Section 3, what role for the Attorney General is not subject to the executive override the Governor asks this Court to create by judicial fiat?</w:t>
       </w:r>
     </w:p>
     <w:p>
@@ -6892,9 +6744,7 @@
               <w:t xml:space="preserve"> </w:t>
             </w:r>
             <w:r>
-              <w:t xml:space="preserve">256</w:t>
-              <w:noBreakHyphen/>
-              <w:t xml:space="preserve">4144</w:t>
+              <w:t xml:space="preserve">256-⁠4144</w:t>
             </w:r>
           </w:p>
           <w:p>
@@ -7550,9 +7400,7 @@
         <w:t xml:space="preserve"> </w:t>
       </w:r>
       <w:r>
-        <w:t xml:space="preserve">256</w:t>
-        <w:noBreakHyphen/>
-        <w:t xml:space="preserve">4144</w:t>
+        <w:t xml:space="preserve">256-⁠4144</w:t>
       </w:r>
     </w:p>
     <w:p>
@@ -8415,7 +8263,7 @@
     <w:qFormat/>
     <w:pPr>
       <w:keepLines/>
-      <w:spacing w:before="0" w:after="140" w:line="299" w:lineRule="exact"/>
+      <w:spacing w:before="23" w:after="140" w:line="299" w:lineRule="exact"/>
     </w:pPr>
     <w:rPr>
       <w:sz w:val="26"/>
